--- a/regulatory/MS_report.docx
+++ b/regulatory/MS_report.docx
@@ -161,7 +161,7 @@
         <w:pStyle w:val="Date"/>
       </w:pPr>
       <w:r>
-        <w:t xml:space="preserve">2026-09-25</w:t>
+        <w:t xml:space="preserve">2026-09-29</w:t>
       </w:r>
     </w:p>
     <w:sdt>
@@ -312,7 +312,7 @@
               <w:jc w:val="left"/>
             </w:pPr>
             <w:r>
-              <w:t xml:space="preserve">2026-09-25 15:57</w:t>
+              <w:t xml:space="preserve">2026-09-29 05:11</w:t>
             </w:r>
           </w:p>
         </w:tc>
@@ -338,7 +338,7 @@
               <w:jc w:val="left"/>
             </w:pPr>
             <w:r>
-              <w:t xml:space="preserve">8d0ebc6b88e7f378b65f3fdc6c74c8ea98708e21</w:t>
+              <w:t xml:space="preserve">461042c5b97e261a3ef1399d4a26123bfa21afa0</w:t>
             </w:r>
           </w:p>
         </w:tc>
@@ -967,7 +967,7 @@
         <w:pStyle w:val="Compact"/>
       </w:pPr>
       <w:r>
-        <w:t xml:space="preserve">Changing the target-binding constant (Km) from 0.01-fold to 100-fold moves the true AUC0-inf ratio only within 0.999 to 1.059. A binding difference is therefore not detectable by any AUC endpoint and must be addressed by the comparative analytical assessment.</w:t>
+        <w:t xml:space="preserve">Changing the Michaelis-Menten constant of target-mediated elimination (Km), through which a target-binding difference acts in this model, from 0.01-fold to 100-fold moves the true AUC0-inf ratio only within 0.999 to 1.059. A binding difference is therefore not detectable by any AUC endpoint and must be addressed by the comparative analytical assessment.</w:t>
       </w:r>
     </w:p>
     <w:p>
@@ -1003,7 +1003,7 @@
         <w:pStyle w:val="Compact"/>
       </w:pPr>
       <w:r>
-        <w:t xml:space="preserve">The pre-specified criteria for adding samples were not met in either model. In one sensitivity variant (Vmax x0.8 in both arms), one criterion was met at 20,000 subjects but not on re-evaluation in 200,000 subjects. The cliff is shorter than any feasible visit interval, and denser late sampling does not improve AUC0-inf reliability. The planned schedule is retained, including Day 50.</w:t>
+        <w:t xml:space="preserve">The criteria for adding samples, set before any result was reported, were not met in either model. In one sensitivity variant (Vmax x0.8 in both arms), one criterion was met at 20,000 subjects but not on re-evaluation in 200,000 subjects. The cliff is shorter than any feasible visit interval, and denser late sampling does not improve AUC0-inf reliability. The planned schedule is retained, including Day 50.</w:t>
       </w:r>
     </w:p>
     <w:p>
@@ -1565,7 +1565,7 @@
               <w:jc w:val="left"/>
             </w:pPr>
             <w:r>
-              <w:t xml:space="preserve">Do additional samples between study Day 36 and Day 50 improve AUC0-last precision, sensitivity to product differences or the reliability of AUC0-inf enough to justify them (pre-specified decision rule)?</w:t>
+              <w:t xml:space="preserve">Do additional samples between study Day 36 and Day 50 improve AUC0-last precision, sensitivity to product differences or the reliability of AUC0-inf enough to justify them (decision rule set before any result was reported)?</w:t>
             </w:r>
           </w:p>
         </w:tc>
@@ -3155,18 +3155,26 @@
       </w:r>
     </w:p>
     <w:bookmarkEnd w:id="35"/>
-    <w:bookmarkStart w:id="36" w:name="X0fcb42515ee4b98bb075c8cef1eaa991f1ae14f"/>
+    <w:bookmarkStart w:id="36" w:name="Xf80a2e015e87c6f018ad390ec344c4be8e7d8bd"/>
     <w:p>
       <w:pPr>
         <w:pStyle w:val="Heading2"/>
       </w:pPr>
       <w:r>
-        <w:t xml:space="preserve">3.9 Sampling schedule evaluation (pre-specified decision rule)</w:t>
+        <w:t xml:space="preserve">3.9 Sampling schedule evaluation (decision rule set before any result was reported)</w:t>
       </w:r>
     </w:p>
     <w:p>
       <w:pPr>
         <w:pStyle w:val="FirstParagraph"/>
+      </w:pPr>
+      <w:r>
+        <w:t xml:space="preserve">The rule was written after the first schedule simulations had run and before any result was reported (Appendix D); it is therefore not described as pre-specified.</w:t>
+      </w:r>
+    </w:p>
+    <w:p>
+      <w:pPr>
+        <w:pStyle w:val="BodyText"/>
       </w:pPr>
       <w:r>
         <w:t xml:space="preserve">Candidate schedules add two to four samples between Day 32 and Day 53, or remove Day 50:</w:t>
@@ -21314,7 +21322,7 @@
         <w:pStyle w:val="FirstParagraph"/>
       </w:pPr>
       <w:r>
-        <w:t xml:space="preserve">A 100-fold range of the target-binding constant in either direction (Km x0.01 to x100 in the test arm) moves the true AUC0-inf ratio only within 0.999 to 1.059, in both models. Of the 12 pre-specified target ratios (0.70 to 1.43), only 1.05 is reachable, at Km x84 (primary model) and x92 (2020 model).</w:t>
+        <w:t xml:space="preserve">A 100-fold range of the Michaelis-Menten constant of target-mediated elimination (Km; not the binding affinity itself) in either direction (Km x0.01 to x100 in the test arm) moves the true AUC0-inf ratio only within 0.999 to 1.059, in both models. Of the 12 pre-specified target ratios (0.70 to 1.43), only 1.05 is reachable, at Km x84 (primary model) and x92 (2020 model).</w:t>
       </w:r>
     </w:p>
     <w:p>
@@ -21340,7 +21348,7 @@
         <w:pStyle w:val="TableCaption"/>
       </w:pPr>
       <w:r>
-        <w:t xml:space="preserve">Table 5-14. Pre-specified decision criteria for added samples versus the planned schedule (20,000 subjects and 500 trials per model; B-minus removes Day 50).</w:t>
+        <w:t xml:space="preserve">Table 5-14. Decision criteria for added samples (set before any result was reported) versus the planned schedule (20,000 subjects and 500 trials per model; B-minus removes Day 50).</w:t>
       </w:r>
     </w:p>
     <w:tbl>
@@ -21349,7 +21357,7 @@
         <w:tblW w:type="pct" w:w="5000"/>
         <w:tblLook w:firstRow="1" w:lastRow="0" w:firstColumn="0" w:lastColumn="0" w:noHBand="0" w:noVBand="0" w:val="0020"/>
         <w:jc w:val="start"/>
-        <w:tblCaption w:val="Table 5-14. Pre-specified decision criteria for added samples versus the planned schedule (20,000 subjects and 500 trials per model; B-minus removes Day 50)."/>
+        <w:tblCaption w:val="Table 5-14. Decision criteria for added samples (set before any result was reported) versus the planned schedule (20,000 subjects and 500 trials per model; B-minus removes Day 50)."/>
       </w:tblPr>
       <w:tblGrid>
         <w:gridCol w:w="501"/>
@@ -30136,7 +30144,7 @@
         <w:pStyle w:val="FirstParagraph"/>
       </w:pPr>
       <w:r>
-        <w:t xml:space="preserve">The planned 13-sample schedule to Day 57 is retained. No added-sampling schedule met a pre-specified criterion in either model (in one sensitivity variant, a criterion met at 20,000 subjects was not confirmed in 200,000), and the cliff cannot be sampled at feasible visit intervals. The last planned sample (Day 57) lies after the median time at which the true concentration reaches the LLOQ, and only 2.5% (primary model) to 4.6% (2020 model) of subjects remain above the LLOQ after Day 58. Extending sampling beyond Day 57 would therefore add few quantifiable samples.</w:t>
+        <w:t xml:space="preserve">The planned 13-sample schedule to Day 57 is retained. No added-sampling schedule met a decision criterion in either model (in one sensitivity variant, a criterion met at 20,000 subjects was not confirmed in 200,000), and the cliff cannot be sampled at feasible visit intervals. The last planned sample (Day 57) lies after the median time at which the true concentration reaches the LLOQ, and only 2.5% (primary model) to 4.6% (2020 model) of subjects remain above the LLOQ after Day 58. Extending sampling beyond Day 57 would therefore add few quantifiable samples.</w:t>
       </w:r>
     </w:p>
     <w:bookmarkEnd w:id="101"/>
@@ -30471,7 +30479,7 @@
         <w:pStyle w:val="Compact"/>
       </w:pPr>
       <w:r>
-        <w:t xml:space="preserve">Target-binding differences do not change exposure enough to be detected by any PK endpoint.</w:t>
+        <w:t xml:space="preserve">Differences in target binding, represented in this model by Km, do not change exposure enough to be detected by any PK endpoint.</w:t>
       </w:r>
     </w:p>
     <w:p>

--- a/regulatory/MS_report.docx
+++ b/regulatory/MS_report.docx
@@ -312,7 +312,7 @@
               <w:jc w:val="left"/>
             </w:pPr>
             <w:r>
-              <w:t xml:space="preserve">2026-09-29 05:11</w:t>
+              <w:t xml:space="preserve">2026-09-29 05:12</w:t>
             </w:r>
           </w:p>
         </w:tc>
@@ -338,7 +338,7 @@
               <w:jc w:val="left"/>
             </w:pPr>
             <w:r>
-              <w:t xml:space="preserve">461042c5b97e261a3ef1399d4a26123bfa21afa0</w:t>
+              <w:t xml:space="preserve">aa92eff2e8ac96e4d93eb68295602aeaa4c5e2ba</w:t>
             </w:r>
           </w:p>
         </w:tc>

--- a/regulatory/MS_report.docx
+++ b/regulatory/MS_report.docx
@@ -312,7 +312,7 @@
               <w:jc w:val="left"/>
             </w:pPr>
             <w:r>
-              <w:t xml:space="preserve">2026-09-29 05:12</w:t>
+              <w:t xml:space="preserve">2026-09-29 09:07</w:t>
             </w:r>
           </w:p>
         </w:tc>
@@ -338,7 +338,7 @@
               <w:jc w:val="left"/>
             </w:pPr>
             <w:r>
-              <w:t xml:space="preserve">aa92eff2e8ac96e4d93eb68295602aeaa4c5e2ba</w:t>
+              <w:t xml:space="preserve">8e5fd7a07e6d68b8aec934f33dd1f6791559c320</w:t>
             </w:r>
           </w:p>
         </w:tc>
